--- a/case/05-initial-output/INITIAL-001.docx
+++ b/case/05-initial-output/INITIAL-001.docx
@@ -340,7 +340,7 @@
       <w:pStyle w:val="Caption"/>
     </w:pPr>
     <w:r>
-      <w:t xml:space="preserve">Fictional training case; all people, organisations, products, rules and events are invented. This is not A*STAR policy or Singapore procurement law.</w:t>
+      <w:t xml:space="preserve">Fictional training case; all people, organisations, products, rules and events are invented. This is not organisational policy or Singapore procurement law.</w:t>
     </w:r>
   </w:p>
 </w:ftr>
